--- a/free_marker/project-dading/functions/template/template_of_dading_contract_20240711-07-forDocx.docx
+++ b/free_marker/project-dading/functions/template/template_of_dading_contract_20240711-07-forDocx.docx
@@ -10824,7 +10824,7 @@
           <w:u w:val="single"/>
           <w:rtl w:val="0"/>
         </w:rPr>
-        <w:t xml:space="preserve">    </w:t>
+        <w:t xml:space="preserve">  </w:t>
       </w:r>
       <w:r>
         <w:rPr>
@@ -10832,7 +10832,7 @@
           <w:u w:val="single"/>
           <w:rtl w:val="0"/>
         </w:rPr>
-        <w:t xml:space="preserve">{nameOfAgent}  </w:t>
+        <w:t xml:space="preserve">  </w:t>
       </w:r>
       <w:r>
         <w:rPr>
@@ -10842,7 +10842,7 @@
           <w:u w:val="single"/>
           <w:rtl w:val="0"/>
         </w:rPr>
-        <w:t xml:space="preserve">                        </w:t>
+        <w:t xml:space="preserve">   </w:t>
       </w:r>
       <w:r>
         <w:rPr>
@@ -10852,7 +10852,53 @@
           <w:u w:val="single"/>
           <w:rtl w:val="0"/>
         </w:rPr>
-        <w:t xml:space="preserve">     </w:t>
+        <w:t xml:space="preserve">   </w:t>
+      </w:r>
+      <w:r>
+        <w:rPr>
+          <w:rFonts w:ascii="PMingLiu" w:cs="PMingLiu" w:eastAsia="PMingLiu" w:hAnsi="PMingLiu"/>
+          <w:u w:val="single"/>
+          <w:rtl w:val="0"/>
+        </w:rPr>
+        <w:t xml:space="preserve">{nameOfAgent} </w:t>
+      </w:r>
+      <w:r>
+        <w:rPr>
+          <w:rFonts w:ascii="PMingLiu" w:cs="PMingLiu" w:eastAsia="PMingLiu" w:hAnsi="PMingLiu"/>
+          <w:sz w:val="20"/>
+          <w:szCs w:val="20"/>
+          <w:u w:val="single"/>
+          <w:rtl w:val="0"/>
+        </w:rPr>
+        <w:t xml:space="preserve">  </w:t>
+      </w:r>
+      <w:r>
+        <w:rPr>
+          <w:rFonts w:ascii="PMingLiu" w:cs="PMingLiu" w:eastAsia="PMingLiu" w:hAnsi="PMingLiu"/>
+          <w:u w:val="single"/>
+          <w:rtl w:val="0"/>
+        </w:rPr>
+        <w:t xml:space="preserve">  </w:t>
+      </w:r>
+      <w:r>
+        <w:rPr>
+          <w:rFonts w:ascii="PMingLiu" w:cs="PMingLiu" w:eastAsia="PMingLiu" w:hAnsi="PMingLiu"/>
+          <w:sz w:val="16"/>
+          <w:szCs w:val="16"/>
+          <w:u w:val="single"/>
+          <w:rtl w:val="0"/>
+        </w:rPr>
+        <w:t xml:space="preserve">   </w:t>
+      </w:r>
+      <w:r>
+        <w:rPr>
+          <w:rFonts w:ascii="PMingLiu" w:cs="PMingLiu" w:eastAsia="PMingLiu" w:hAnsi="PMingLiu"/>
+          <w:sz w:val="20"/>
+          <w:szCs w:val="20"/>
+          <w:u w:val="single"/>
+          <w:rtl w:val="0"/>
+        </w:rPr>
+        <w:t xml:space="preserve">  </w:t>
       </w:r>
       <w:r>
         <w:rPr>
@@ -15557,8 +15603,8 @@
         <w:ind w:left="-566" w:firstLine="0"/>
         <w:rPr>
           <w:b w:val="1"/>
-          <w:sz w:val="20"/>
-          <w:szCs w:val="20"/>
+          <w:sz w:val="10"/>
+          <w:szCs w:val="10"/>
         </w:rPr>
       </w:pPr>
       <w:r>
@@ -15615,8 +15661,44 @@
         <w:ind w:left="-566" w:firstLine="0"/>
         <w:rPr>
           <w:b w:val="1"/>
-          <w:sz w:val="20"/>
-          <w:szCs w:val="20"/>
+          <w:sz w:val="4"/>
+          <w:szCs w:val="4"/>
+        </w:rPr>
+      </w:pPr>
+      <w:r>
+        <w:rPr>
+          <w:rtl w:val="0"/>
+        </w:rPr>
+      </w:r>
+    </w:p>
+    <w:p>
+      <w:pPr>
+        <w:spacing w:line="220" w:lineRule="auto"/>
+        <w:ind w:left="-565" w:hanging="1.0000000000000142"/>
+        <w:rPr>
+          <w:sz w:val="22"/>
+          <w:szCs w:val="22"/>
+        </w:rPr>
+      </w:pPr>
+      <w:r>
+        <w:rPr>
+          <w:sz w:val="22"/>
+          <w:szCs w:val="22"/>
+          <w:rtl w:val="0"/>
+        </w:rPr>
+        <w:t xml:space="preserve">乙方(公司名稱)：{nameOfAgent}</w:t>
+        <w:tab/>
+        <w:t xml:space="preserve">註冊編號：{certifOfAgent}</w:t>
+      </w:r>
+    </w:p>
+    <w:p>
+      <w:pPr>
+        <w:spacing w:line="220" w:lineRule="auto"/>
+        <w:ind w:left="-565" w:hanging="1.0000000000000142"/>
+        <w:rPr>
+          <w:b w:val="1"/>
+          <w:sz w:val="12"/>
+          <w:szCs w:val="12"/>
         </w:rPr>
       </w:pPr>
       <w:r>
